--- a/livrables/reviewflowz-resultats-propre.docx
+++ b/livrables/reviewflowz-resultats-propre.docx
@@ -6416,7 +6416,7 @@
         <w:rPr>
           <w:lang w:val="fr-FR"/>
         </w:rPr>
-        <w:t xml:space="preserve"> créés entre le 5 et le 18 août ;</w:t>
+        <w:t xml:space="preserve"> créés entre le 4 et le 17 août (J-7 à J+6), soit 35 751 avis ;</w:t>
       </w:r>
     </w:p>
     <w:p>
@@ -6438,7 +6438,7 @@
         <w:rPr>
           <w:lang w:val="fr-FR"/>
         </w:rPr>
-        <w:t xml:space="preserve"> constatées du 11 au 26 août (les deux semaines de surveillance) ;</w:t>
+        <w:t xml:space="preserve"> constatées du 12 au 24 août (les deux semaines de surveillance), soit 1 355 avis supprimés ;</w:t>
       </w:r>
     </w:p>
     <w:p>
